--- a/ech-0294_actors/input/template.docx
+++ b/ech-0294_actors/input/template.docx
@@ -2955,6 +2955,43 @@
     <w:link w:val="VerbatimChar"/>
     <w:pPr>
       <w:wordWrap w:val="off"/>
+    </w:pPr>
+  </w:style>
+  <w:style w:type="paragraph" w:customStyle="1" w:styleId="Nebentitel">
+    <w:name w:val="Nebentitel"/>
+    <w:basedOn w:val="berschrift1"/>
+    <w:next w:val="Textkrper"/>
+    <w:qFormat/>
+    <w:pPr>
+      <w:numPr>
+        <w:ilvl w:val="0"/>
+        <w:numId w:val="0"/>
+      </w:numPr>
+      <w:outlineLvl w:val="9"/>
+    </w:pPr>
+  </w:style>
+  <w:style w:type="paragraph" w:customStyle="1" w:styleId="Anhangberschrift">
+    <w:name w:val="Anhang Überschrift"/>
+    <w:basedOn w:val="berschrift1"/>
+    <w:next w:val="Textkrper"/>
+    <w:qFormat/>
+    <w:pPr>
+      <w:numPr>
+        <w:ilvl w:val="0"/>
+        <w:numId w:val="0"/>
+      </w:numPr>
+    </w:pPr>
+  </w:style>
+  <w:style w:type="paragraph" w:customStyle="1" w:styleId="Anhangberschrift2">
+    <w:name w:val="Anhang Überschrift 2"/>
+    <w:basedOn w:val="berschrift2"/>
+    <w:next w:val="Textkrper"/>
+    <w:qFormat/>
+    <w:pPr>
+      <w:numPr>
+        <w:ilvl w:val="0"/>
+        <w:numId w:val="0"/>
+      </w:numPr>
     </w:pPr>
   </w:style>
 </w:styles>
